--- a/doc/Bereket dress.docx
+++ b/doc/Bereket dress.docx
@@ -64,6 +64,7 @@
           <w:szCs w:val="22"/>
         </w:rPr>
       </w:pPr>
+      <w:proofErr w:type="gramStart"/>
       <w:r>
         <w:rPr>
           <w:rFonts w:ascii="Times New Roman" w:hAnsi="Times New Roman" w:cs="Times New Roman"/>
@@ -80,6 +81,7 @@
         </w:rPr>
         <w:t>:</w:t>
       </w:r>
+      <w:proofErr w:type="gramEnd"/>
     </w:p>
     <w:p>
       <w:pPr>
@@ -237,7 +239,6 @@
               <w:tab w:val="left" w:pos="480"/>
               <w:tab w:val="right" w:leader="dot" w:pos="9350"/>
             </w:tabs>
-            <w:spacing w:line="360" w:lineRule="auto"/>
             <w:rPr>
               <w:rFonts w:ascii="Times New Roman" w:eastAsiaTheme="minorEastAsia" w:hAnsi="Times New Roman" w:cs="Times New Roman"/>
               <w:noProof/>
@@ -269,7 +270,7 @@
             </w:rPr>
             <w:fldChar w:fldCharType="separate"/>
           </w:r>
-          <w:hyperlink w:anchor="_Toc232461929" w:history="1">
+          <w:hyperlink w:anchor="_Toc233841149" w:history="1">
             <w:r>
               <w:rPr>
                 <w:rStyle w:val="Hyperlink"/>
@@ -327,7 +328,7 @@
                 <w:sz w:val="22"/>
                 <w:szCs w:val="22"/>
               </w:rPr>
-              <w:instrText xml:space="preserve"> PAGEREF _Toc232461929 \h </w:instrText>
+              <w:instrText xml:space="preserve"> PAGEREF _Toc233841149 \h </w:instrText>
             </w:r>
             <w:r>
               <w:rPr>
@@ -377,7 +378,6 @@
               <w:tab w:val="left" w:pos="960"/>
               <w:tab w:val="right" w:leader="dot" w:pos="9350"/>
             </w:tabs>
-            <w:spacing w:line="360" w:lineRule="auto"/>
             <w:rPr>
               <w:rFonts w:ascii="Times New Roman" w:eastAsiaTheme="minorEastAsia" w:hAnsi="Times New Roman" w:cs="Times New Roman"/>
               <w:noProof/>
@@ -385,7 +385,7 @@
               <w:szCs w:val="22"/>
             </w:rPr>
           </w:pPr>
-          <w:hyperlink w:anchor="_Toc232461930" w:history="1">
+          <w:hyperlink w:anchor="_Toc233841150" w:history="1">
             <w:r>
               <w:rPr>
                 <w:rStyle w:val="Hyperlink"/>
@@ -443,7 +443,7 @@
                 <w:sz w:val="22"/>
                 <w:szCs w:val="22"/>
               </w:rPr>
-              <w:instrText xml:space="preserve"> PAGEREF _Toc232461930 \h </w:instrText>
+              <w:instrText xml:space="preserve"> PAGEREF _Toc233841150 \h </w:instrText>
             </w:r>
             <w:r>
               <w:rPr>
@@ -493,7 +493,6 @@
               <w:tab w:val="left" w:pos="480"/>
               <w:tab w:val="right" w:leader="dot" w:pos="9350"/>
             </w:tabs>
-            <w:spacing w:line="360" w:lineRule="auto"/>
             <w:rPr>
               <w:rFonts w:ascii="Times New Roman" w:eastAsiaTheme="minorEastAsia" w:hAnsi="Times New Roman" w:cs="Times New Roman"/>
               <w:noProof/>
@@ -501,7 +500,7 @@
               <w:szCs w:val="22"/>
             </w:rPr>
           </w:pPr>
-          <w:hyperlink w:anchor="_Toc232461931" w:history="1">
+          <w:hyperlink w:anchor="_Toc233841151" w:history="1">
             <w:r>
               <w:rPr>
                 <w:rStyle w:val="Hyperlink"/>
@@ -559,7 +558,7 @@
                 <w:sz w:val="22"/>
                 <w:szCs w:val="22"/>
               </w:rPr>
-              <w:instrText xml:space="preserve"> PAGEREF _Toc232461931 \h </w:instrText>
+              <w:instrText xml:space="preserve"> PAGEREF _Toc233841151 \h </w:instrText>
             </w:r>
             <w:r>
               <w:rPr>
@@ -609,7 +608,6 @@
               <w:tab w:val="left" w:pos="480"/>
               <w:tab w:val="right" w:leader="dot" w:pos="9350"/>
             </w:tabs>
-            <w:spacing w:line="360" w:lineRule="auto"/>
             <w:rPr>
               <w:rFonts w:ascii="Times New Roman" w:eastAsiaTheme="minorEastAsia" w:hAnsi="Times New Roman" w:cs="Times New Roman"/>
               <w:noProof/>
@@ -617,7 +615,7 @@
               <w:szCs w:val="22"/>
             </w:rPr>
           </w:pPr>
-          <w:hyperlink w:anchor="_Toc232461932" w:history="1">
+          <w:hyperlink w:anchor="_Toc233841152" w:history="1">
             <w:r>
               <w:rPr>
                 <w:rStyle w:val="Hyperlink"/>
@@ -675,7 +673,7 @@
                 <w:sz w:val="22"/>
                 <w:szCs w:val="22"/>
               </w:rPr>
-              <w:instrText xml:space="preserve"> PAGEREF _Toc232461932 \h </w:instrText>
+              <w:instrText xml:space="preserve"> PAGEREF _Toc233841152 \h </w:instrText>
             </w:r>
             <w:r>
               <w:rPr>
@@ -725,7 +723,6 @@
               <w:tab w:val="left" w:pos="960"/>
               <w:tab w:val="right" w:leader="dot" w:pos="9350"/>
             </w:tabs>
-            <w:spacing w:line="360" w:lineRule="auto"/>
             <w:rPr>
               <w:rFonts w:ascii="Times New Roman" w:eastAsiaTheme="minorEastAsia" w:hAnsi="Times New Roman" w:cs="Times New Roman"/>
               <w:noProof/>
@@ -733,7 +730,7 @@
               <w:szCs w:val="22"/>
             </w:rPr>
           </w:pPr>
-          <w:hyperlink w:anchor="_Toc232461933" w:history="1">
+          <w:hyperlink w:anchor="_Toc233841153" w:history="1">
             <w:r>
               <w:rPr>
                 <w:rStyle w:val="Hyperlink"/>
@@ -791,7 +788,7 @@
                 <w:sz w:val="22"/>
                 <w:szCs w:val="22"/>
               </w:rPr>
-              <w:instrText xml:space="preserve"> PAGEREF _Toc232461933 \h </w:instrText>
+              <w:instrText xml:space="preserve"> PAGEREF _Toc233841153 \h </w:instrText>
             </w:r>
             <w:r>
               <w:rPr>
@@ -841,7 +838,6 @@
               <w:tab w:val="left" w:pos="480"/>
               <w:tab w:val="right" w:leader="dot" w:pos="9350"/>
             </w:tabs>
-            <w:spacing w:line="360" w:lineRule="auto"/>
             <w:rPr>
               <w:rFonts w:ascii="Times New Roman" w:eastAsiaTheme="minorEastAsia" w:hAnsi="Times New Roman" w:cs="Times New Roman"/>
               <w:noProof/>
@@ -849,7 +845,7 @@
               <w:szCs w:val="22"/>
             </w:rPr>
           </w:pPr>
-          <w:hyperlink w:anchor="_Toc232461934" w:history="1">
+          <w:hyperlink w:anchor="_Toc233841154" w:history="1">
             <w:r>
               <w:rPr>
                 <w:rStyle w:val="Hyperlink"/>
@@ -907,7 +903,7 @@
                 <w:sz w:val="22"/>
                 <w:szCs w:val="22"/>
               </w:rPr>
-              <w:instrText xml:space="preserve"> PAGEREF _Toc232461934 \h </w:instrText>
+              <w:instrText xml:space="preserve"> PAGEREF _Toc233841154 \h </w:instrText>
             </w:r>
             <w:r>
               <w:rPr>
@@ -936,7 +932,7 @@
                 <w:sz w:val="22"/>
                 <w:szCs w:val="22"/>
               </w:rPr>
-              <w:t>5</w:t>
+              <w:t>6</w:t>
             </w:r>
             <w:r>
               <w:rPr>
@@ -957,7 +953,6 @@
               <w:tab w:val="left" w:pos="480"/>
               <w:tab w:val="right" w:leader="dot" w:pos="9350"/>
             </w:tabs>
-            <w:spacing w:line="360" w:lineRule="auto"/>
             <w:rPr>
               <w:rFonts w:ascii="Times New Roman" w:eastAsiaTheme="minorEastAsia" w:hAnsi="Times New Roman" w:cs="Times New Roman"/>
               <w:noProof/>
@@ -965,7 +960,7 @@
               <w:szCs w:val="22"/>
             </w:rPr>
           </w:pPr>
-          <w:hyperlink w:anchor="_Toc232461935" w:history="1">
+          <w:hyperlink w:anchor="_Toc233841155" w:history="1">
             <w:r>
               <w:rPr>
                 <w:rStyle w:val="Hyperlink"/>
@@ -1023,7 +1018,7 @@
                 <w:sz w:val="22"/>
                 <w:szCs w:val="22"/>
               </w:rPr>
-              <w:instrText xml:space="preserve"> PAGEREF _Toc232461935 \h </w:instrText>
+              <w:instrText xml:space="preserve"> PAGEREF _Toc233841155 \h </w:instrText>
             </w:r>
             <w:r>
               <w:rPr>
@@ -1073,7 +1068,6 @@
               <w:tab w:val="left" w:pos="480"/>
               <w:tab w:val="right" w:leader="dot" w:pos="9350"/>
             </w:tabs>
-            <w:spacing w:line="360" w:lineRule="auto"/>
             <w:rPr>
               <w:rFonts w:ascii="Times New Roman" w:eastAsiaTheme="minorEastAsia" w:hAnsi="Times New Roman" w:cs="Times New Roman"/>
               <w:noProof/>
@@ -1081,7 +1075,7 @@
               <w:szCs w:val="22"/>
             </w:rPr>
           </w:pPr>
-          <w:hyperlink w:anchor="_Toc232461936" w:history="1">
+          <w:hyperlink w:anchor="_Toc233841156" w:history="1">
             <w:r>
               <w:rPr>
                 <w:rStyle w:val="Hyperlink"/>
@@ -1139,7 +1133,7 @@
                 <w:sz w:val="22"/>
                 <w:szCs w:val="22"/>
               </w:rPr>
-              <w:instrText xml:space="preserve"> PAGEREF _Toc232461936 \h </w:instrText>
+              <w:instrText xml:space="preserve"> PAGEREF _Toc233841156 \h </w:instrText>
             </w:r>
             <w:r>
               <w:rPr>
@@ -1189,7 +1183,6 @@
               <w:tab w:val="left" w:pos="480"/>
               <w:tab w:val="right" w:leader="dot" w:pos="9350"/>
             </w:tabs>
-            <w:spacing w:line="360" w:lineRule="auto"/>
             <w:rPr>
               <w:rFonts w:ascii="Times New Roman" w:eastAsiaTheme="minorEastAsia" w:hAnsi="Times New Roman" w:cs="Times New Roman"/>
               <w:noProof/>
@@ -1197,7 +1190,7 @@
               <w:szCs w:val="22"/>
             </w:rPr>
           </w:pPr>
-          <w:hyperlink w:anchor="_Toc232461937" w:history="1">
+          <w:hyperlink w:anchor="_Toc233841157" w:history="1">
             <w:r>
               <w:rPr>
                 <w:rStyle w:val="Hyperlink"/>
@@ -1255,7 +1248,7 @@
                 <w:sz w:val="22"/>
                 <w:szCs w:val="22"/>
               </w:rPr>
-              <w:instrText xml:space="preserve"> PAGEREF _Toc232461937 \h </w:instrText>
+              <w:instrText xml:space="preserve"> PAGEREF _Toc233841157 \h </w:instrText>
             </w:r>
             <w:r>
               <w:rPr>
@@ -1305,7 +1298,6 @@
               <w:tab w:val="left" w:pos="480"/>
               <w:tab w:val="right" w:leader="dot" w:pos="9350"/>
             </w:tabs>
-            <w:spacing w:line="360" w:lineRule="auto"/>
             <w:rPr>
               <w:rFonts w:ascii="Times New Roman" w:eastAsiaTheme="minorEastAsia" w:hAnsi="Times New Roman" w:cs="Times New Roman"/>
               <w:noProof/>
@@ -1313,7 +1305,7 @@
               <w:szCs w:val="22"/>
             </w:rPr>
           </w:pPr>
-          <w:hyperlink w:anchor="_Toc232461938" w:history="1">
+          <w:hyperlink w:anchor="_Toc233841158" w:history="1">
             <w:r>
               <w:rPr>
                 <w:rStyle w:val="Hyperlink"/>
@@ -1371,7 +1363,7 @@
                 <w:sz w:val="22"/>
                 <w:szCs w:val="22"/>
               </w:rPr>
-              <w:instrText xml:space="preserve"> PAGEREF _Toc232461938 \h </w:instrText>
+              <w:instrText xml:space="preserve"> PAGEREF _Toc233841158 \h </w:instrText>
             </w:r>
             <w:r>
               <w:rPr>
@@ -1400,7 +1392,7 @@
                 <w:sz w:val="22"/>
                 <w:szCs w:val="22"/>
               </w:rPr>
-              <w:t>8</w:t>
+              <w:t>9</w:t>
             </w:r>
             <w:r>
               <w:rPr>
@@ -1421,7 +1413,6 @@
               <w:tab w:val="left" w:pos="480"/>
               <w:tab w:val="right" w:leader="dot" w:pos="9350"/>
             </w:tabs>
-            <w:spacing w:line="360" w:lineRule="auto"/>
             <w:rPr>
               <w:rFonts w:ascii="Times New Roman" w:eastAsiaTheme="minorEastAsia" w:hAnsi="Times New Roman" w:cs="Times New Roman"/>
               <w:noProof/>
@@ -1429,7 +1420,7 @@
               <w:szCs w:val="22"/>
             </w:rPr>
           </w:pPr>
-          <w:hyperlink w:anchor="_Toc232461939" w:history="1">
+          <w:hyperlink w:anchor="_Toc233841159" w:history="1">
             <w:r>
               <w:rPr>
                 <w:rStyle w:val="Hyperlink"/>
@@ -1487,7 +1478,7 @@
                 <w:sz w:val="22"/>
                 <w:szCs w:val="22"/>
               </w:rPr>
-              <w:instrText xml:space="preserve"> PAGEREF _Toc232461939 \h </w:instrText>
+              <w:instrText xml:space="preserve"> PAGEREF _Toc233841159 \h </w:instrText>
             </w:r>
             <w:r>
               <w:rPr>
@@ -1516,7 +1507,7 @@
                 <w:sz w:val="22"/>
                 <w:szCs w:val="22"/>
               </w:rPr>
-              <w:t>10</w:t>
+              <w:t>11</w:t>
             </w:r>
             <w:r>
               <w:rPr>
@@ -1537,7 +1528,6 @@
               <w:tab w:val="left" w:pos="720"/>
               <w:tab w:val="right" w:leader="dot" w:pos="9350"/>
             </w:tabs>
-            <w:spacing w:line="360" w:lineRule="auto"/>
             <w:rPr>
               <w:rFonts w:ascii="Times New Roman" w:eastAsiaTheme="minorEastAsia" w:hAnsi="Times New Roman" w:cs="Times New Roman"/>
               <w:noProof/>
@@ -1545,7 +1535,7 @@
               <w:szCs w:val="22"/>
             </w:rPr>
           </w:pPr>
-          <w:hyperlink w:anchor="_Toc232461940" w:history="1">
+          <w:hyperlink w:anchor="_Toc233841160" w:history="1">
             <w:r>
               <w:rPr>
                 <w:rStyle w:val="Hyperlink"/>
@@ -1603,7 +1593,7 @@
                 <w:sz w:val="22"/>
                 <w:szCs w:val="22"/>
               </w:rPr>
-              <w:instrText xml:space="preserve"> PAGEREF _Toc232461940 \h </w:instrText>
+              <w:instrText xml:space="preserve"> PAGEREF _Toc233841160 \h </w:instrText>
             </w:r>
             <w:r>
               <w:rPr>
@@ -1632,7 +1622,7 @@
                 <w:sz w:val="22"/>
                 <w:szCs w:val="22"/>
               </w:rPr>
-              <w:t>10</w:t>
+              <w:t>11</w:t>
             </w:r>
             <w:r>
               <w:rPr>
@@ -1652,7 +1642,6 @@
             <w:tabs>
               <w:tab w:val="right" w:leader="dot" w:pos="9350"/>
             </w:tabs>
-            <w:spacing w:line="360" w:lineRule="auto"/>
             <w:rPr>
               <w:rFonts w:ascii="Times New Roman" w:eastAsiaTheme="minorEastAsia" w:hAnsi="Times New Roman" w:cs="Times New Roman"/>
               <w:noProof/>
@@ -1660,7 +1649,7 @@
               <w:szCs w:val="22"/>
             </w:rPr>
           </w:pPr>
-          <w:hyperlink w:anchor="_Toc232461941" w:history="1">
+          <w:hyperlink w:anchor="_Toc233841161" w:history="1">
             <w:r>
               <w:rPr>
                 <w:rStyle w:val="Hyperlink"/>
@@ -1699,7 +1688,7 @@
                 <w:sz w:val="22"/>
                 <w:szCs w:val="22"/>
               </w:rPr>
-              <w:instrText xml:space="preserve"> PAGEREF _Toc232461941 \h </w:instrText>
+              <w:instrText xml:space="preserve"> PAGEREF _Toc233841161 \h </w:instrText>
             </w:r>
             <w:r>
               <w:rPr>
@@ -1728,7 +1717,7 @@
                 <w:sz w:val="22"/>
                 <w:szCs w:val="22"/>
               </w:rPr>
-              <w:t>11</w:t>
+              <w:t>12</w:t>
             </w:r>
             <w:r>
               <w:rPr>
@@ -1749,7 +1738,6 @@
               <w:tab w:val="left" w:pos="720"/>
               <w:tab w:val="right" w:leader="dot" w:pos="9350"/>
             </w:tabs>
-            <w:spacing w:line="360" w:lineRule="auto"/>
             <w:rPr>
               <w:rFonts w:ascii="Times New Roman" w:eastAsiaTheme="minorEastAsia" w:hAnsi="Times New Roman" w:cs="Times New Roman"/>
               <w:noProof/>
@@ -1757,7 +1745,7 @@
               <w:szCs w:val="22"/>
             </w:rPr>
           </w:pPr>
-          <w:hyperlink w:anchor="_Toc232461942" w:history="1">
+          <w:hyperlink w:anchor="_Toc233841162" w:history="1">
             <w:r>
               <w:rPr>
                 <w:rStyle w:val="Hyperlink"/>
@@ -1815,7 +1803,7 @@
                 <w:sz w:val="22"/>
                 <w:szCs w:val="22"/>
               </w:rPr>
-              <w:instrText xml:space="preserve"> PAGEREF _Toc232461942 \h </w:instrText>
+              <w:instrText xml:space="preserve"> PAGEREF _Toc233841162 \h </w:instrText>
             </w:r>
             <w:r>
               <w:rPr>
@@ -1844,7 +1832,7 @@
                 <w:sz w:val="22"/>
                 <w:szCs w:val="22"/>
               </w:rPr>
-              <w:t>12</w:t>
+              <w:t>13</w:t>
             </w:r>
             <w:r>
               <w:rPr>
@@ -1865,7 +1853,6 @@
               <w:tab w:val="left" w:pos="720"/>
               <w:tab w:val="right" w:leader="dot" w:pos="9350"/>
             </w:tabs>
-            <w:spacing w:line="360" w:lineRule="auto"/>
             <w:rPr>
               <w:rFonts w:ascii="Times New Roman" w:eastAsiaTheme="minorEastAsia" w:hAnsi="Times New Roman" w:cs="Times New Roman"/>
               <w:noProof/>
@@ -1873,7 +1860,7 @@
               <w:szCs w:val="22"/>
             </w:rPr>
           </w:pPr>
-          <w:hyperlink w:anchor="_Toc232461943" w:history="1">
+          <w:hyperlink w:anchor="_Toc233841163" w:history="1">
             <w:r>
               <w:rPr>
                 <w:rStyle w:val="Hyperlink"/>
@@ -1931,7 +1918,7 @@
                 <w:sz w:val="22"/>
                 <w:szCs w:val="22"/>
               </w:rPr>
-              <w:instrText xml:space="preserve"> PAGEREF _Toc232461943 \h </w:instrText>
+              <w:instrText xml:space="preserve"> PAGEREF _Toc233841163 \h </w:instrText>
             </w:r>
             <w:r>
               <w:rPr>
@@ -1960,7 +1947,7 @@
                 <w:sz w:val="22"/>
                 <w:szCs w:val="22"/>
               </w:rPr>
-              <w:t>14</w:t>
+              <w:t>15</w:t>
             </w:r>
             <w:r>
               <w:rPr>
@@ -1981,7 +1968,6 @@
               <w:tab w:val="left" w:pos="960"/>
               <w:tab w:val="right" w:leader="dot" w:pos="9350"/>
             </w:tabs>
-            <w:spacing w:line="360" w:lineRule="auto"/>
             <w:rPr>
               <w:rFonts w:ascii="Times New Roman" w:eastAsiaTheme="minorEastAsia" w:hAnsi="Times New Roman" w:cs="Times New Roman"/>
               <w:noProof/>
@@ -1989,7 +1975,7 @@
               <w:szCs w:val="22"/>
             </w:rPr>
           </w:pPr>
-          <w:hyperlink w:anchor="_Toc232461944" w:history="1">
+          <w:hyperlink w:anchor="_Toc233841164" w:history="1">
             <w:r>
               <w:rPr>
                 <w:rStyle w:val="Hyperlink"/>
@@ -2047,7 +2033,7 @@
                 <w:sz w:val="22"/>
                 <w:szCs w:val="22"/>
               </w:rPr>
-              <w:instrText xml:space="preserve"> PAGEREF _Toc232461944 \h </w:instrText>
+              <w:instrText xml:space="preserve"> PAGEREF _Toc233841164 \h </w:instrText>
             </w:r>
             <w:r>
               <w:rPr>
@@ -2076,7 +2062,7 @@
                 <w:sz w:val="22"/>
                 <w:szCs w:val="22"/>
               </w:rPr>
-              <w:t>14</w:t>
+              <w:t>15</w:t>
             </w:r>
             <w:r>
               <w:rPr>
@@ -2097,7 +2083,6 @@
               <w:tab w:val="left" w:pos="720"/>
               <w:tab w:val="right" w:leader="dot" w:pos="9350"/>
             </w:tabs>
-            <w:spacing w:line="360" w:lineRule="auto"/>
             <w:rPr>
               <w:rFonts w:ascii="Times New Roman" w:eastAsiaTheme="minorEastAsia" w:hAnsi="Times New Roman" w:cs="Times New Roman"/>
               <w:noProof/>
@@ -2105,7 +2090,7 @@
               <w:szCs w:val="22"/>
             </w:rPr>
           </w:pPr>
-          <w:hyperlink w:anchor="_Toc232461945" w:history="1">
+          <w:hyperlink w:anchor="_Toc233841165" w:history="1">
             <w:r>
               <w:rPr>
                 <w:rStyle w:val="Hyperlink"/>
@@ -2163,7 +2148,7 @@
                 <w:sz w:val="22"/>
                 <w:szCs w:val="22"/>
               </w:rPr>
-              <w:instrText xml:space="preserve"> PAGEREF _Toc232461945 \h </w:instrText>
+              <w:instrText xml:space="preserve"> PAGEREF _Toc233841165 \h </w:instrText>
             </w:r>
             <w:r>
               <w:rPr>
@@ -2192,7 +2177,7 @@
                 <w:sz w:val="22"/>
                 <w:szCs w:val="22"/>
               </w:rPr>
-              <w:t>14</w:t>
+              <w:t>15</w:t>
             </w:r>
             <w:r>
               <w:rPr>
@@ -2213,7 +2198,6 @@
               <w:tab w:val="left" w:pos="720"/>
               <w:tab w:val="right" w:leader="dot" w:pos="9350"/>
             </w:tabs>
-            <w:spacing w:line="360" w:lineRule="auto"/>
             <w:rPr>
               <w:rFonts w:ascii="Times New Roman" w:eastAsiaTheme="minorEastAsia" w:hAnsi="Times New Roman" w:cs="Times New Roman"/>
               <w:noProof/>
@@ -2221,7 +2205,7 @@
               <w:szCs w:val="22"/>
             </w:rPr>
           </w:pPr>
-          <w:hyperlink w:anchor="_Toc232461946" w:history="1">
+          <w:hyperlink w:anchor="_Toc233841166" w:history="1">
             <w:r>
               <w:rPr>
                 <w:rStyle w:val="Hyperlink"/>
@@ -2279,7 +2263,7 @@
                 <w:sz w:val="22"/>
                 <w:szCs w:val="22"/>
               </w:rPr>
-              <w:instrText xml:space="preserve"> PAGEREF _Toc232461946 \h </w:instrText>
+              <w:instrText xml:space="preserve"> PAGEREF _Toc233841166 \h </w:instrText>
             </w:r>
             <w:r>
               <w:rPr>
@@ -2308,7 +2292,7 @@
                 <w:sz w:val="22"/>
                 <w:szCs w:val="22"/>
               </w:rPr>
-              <w:t>15</w:t>
+              <w:t>16</w:t>
             </w:r>
             <w:r>
               <w:rPr>
@@ -2329,7 +2313,6 @@
               <w:tab w:val="left" w:pos="720"/>
               <w:tab w:val="right" w:leader="dot" w:pos="9350"/>
             </w:tabs>
-            <w:spacing w:line="360" w:lineRule="auto"/>
             <w:rPr>
               <w:rFonts w:ascii="Times New Roman" w:eastAsiaTheme="minorEastAsia" w:hAnsi="Times New Roman" w:cs="Times New Roman"/>
               <w:noProof/>
@@ -2337,7 +2320,7 @@
               <w:szCs w:val="22"/>
             </w:rPr>
           </w:pPr>
-          <w:hyperlink w:anchor="_Toc232461947" w:history="1">
+          <w:hyperlink w:anchor="_Toc233841167" w:history="1">
             <w:r>
               <w:rPr>
                 <w:rStyle w:val="Hyperlink"/>
@@ -2365,7 +2348,7 @@
                 <w:sz w:val="22"/>
                 <w:szCs w:val="22"/>
               </w:rPr>
-              <w:t>Test</w:t>
+              <w:t>AWS EC2 Deployment</w:t>
             </w:r>
             <w:r>
               <w:rPr>
@@ -2395,7 +2378,7 @@
                 <w:sz w:val="22"/>
                 <w:szCs w:val="22"/>
               </w:rPr>
-              <w:instrText xml:space="preserve"> PAGEREF _Toc232461947 \h </w:instrText>
+              <w:instrText xml:space="preserve"> PAGEREF _Toc233841167 \h </w:instrText>
             </w:r>
             <w:r>
               <w:rPr>
@@ -2424,7 +2407,7 @@
                 <w:sz w:val="22"/>
                 <w:szCs w:val="22"/>
               </w:rPr>
-              <w:t>16</w:t>
+              <w:t>17</w:t>
             </w:r>
             <w:r>
               <w:rPr>
@@ -2445,7 +2428,6 @@
               <w:tab w:val="left" w:pos="720"/>
               <w:tab w:val="right" w:leader="dot" w:pos="9350"/>
             </w:tabs>
-            <w:spacing w:line="360" w:lineRule="auto"/>
             <w:rPr>
               <w:rFonts w:ascii="Times New Roman" w:eastAsiaTheme="minorEastAsia" w:hAnsi="Times New Roman" w:cs="Times New Roman"/>
               <w:noProof/>
@@ -2453,7 +2435,7 @@
               <w:szCs w:val="22"/>
             </w:rPr>
           </w:pPr>
-          <w:hyperlink w:anchor="_Toc232461948" w:history="1">
+          <w:hyperlink w:anchor="_Toc233841168" w:history="1">
             <w:r>
               <w:rPr>
                 <w:rStyle w:val="Hyperlink"/>
@@ -2481,7 +2463,7 @@
                 <w:sz w:val="22"/>
                 <w:szCs w:val="22"/>
               </w:rPr>
-              <w:t>Conclusion</w:t>
+              <w:t>Test</w:t>
             </w:r>
             <w:r>
               <w:rPr>
@@ -2511,7 +2493,7 @@
                 <w:sz w:val="22"/>
                 <w:szCs w:val="22"/>
               </w:rPr>
-              <w:instrText xml:space="preserve"> PAGEREF _Toc232461948 \h </w:instrText>
+              <w:instrText xml:space="preserve"> PAGEREF _Toc233841168 \h </w:instrText>
             </w:r>
             <w:r>
               <w:rPr>
@@ -2540,7 +2522,7 @@
                 <w:sz w:val="22"/>
                 <w:szCs w:val="22"/>
               </w:rPr>
-              <w:t>16</w:t>
+              <w:t>18</w:t>
             </w:r>
             <w:r>
               <w:rPr>
@@ -2561,7 +2543,6 @@
               <w:tab w:val="left" w:pos="720"/>
               <w:tab w:val="right" w:leader="dot" w:pos="9350"/>
             </w:tabs>
-            <w:spacing w:line="360" w:lineRule="auto"/>
             <w:rPr>
               <w:rFonts w:ascii="Times New Roman" w:eastAsiaTheme="minorEastAsia" w:hAnsi="Times New Roman" w:cs="Times New Roman"/>
               <w:noProof/>
@@ -2569,7 +2550,7 @@
               <w:szCs w:val="22"/>
             </w:rPr>
           </w:pPr>
-          <w:hyperlink w:anchor="_Toc232461949" w:history="1">
+          <w:hyperlink w:anchor="_Toc233841169" w:history="1">
             <w:r>
               <w:rPr>
                 <w:rStyle w:val="Hyperlink"/>
@@ -2597,6 +2578,121 @@
                 <w:sz w:val="22"/>
                 <w:szCs w:val="22"/>
               </w:rPr>
+              <w:t>Conclusion</w:t>
+            </w:r>
+            <w:r>
+              <w:rPr>
+                <w:rFonts w:ascii="Times New Roman" w:hAnsi="Times New Roman" w:cs="Times New Roman"/>
+                <w:noProof/>
+                <w:webHidden/>
+                <w:sz w:val="22"/>
+                <w:szCs w:val="22"/>
+              </w:rPr>
+              <w:tab/>
+            </w:r>
+            <w:r>
+              <w:rPr>
+                <w:rFonts w:ascii="Times New Roman" w:hAnsi="Times New Roman" w:cs="Times New Roman"/>
+                <w:noProof/>
+                <w:webHidden/>
+                <w:sz w:val="22"/>
+                <w:szCs w:val="22"/>
+              </w:rPr>
+              <w:fldChar w:fldCharType="begin"/>
+            </w:r>
+            <w:r>
+              <w:rPr>
+                <w:rFonts w:ascii="Times New Roman" w:hAnsi="Times New Roman" w:cs="Times New Roman"/>
+                <w:noProof/>
+                <w:webHidden/>
+                <w:sz w:val="22"/>
+                <w:szCs w:val="22"/>
+              </w:rPr>
+              <w:instrText xml:space="preserve"> PAGEREF _Toc233841169 \h </w:instrText>
+            </w:r>
+            <w:r>
+              <w:rPr>
+                <w:rFonts w:ascii="Times New Roman" w:hAnsi="Times New Roman" w:cs="Times New Roman"/>
+                <w:noProof/>
+                <w:webHidden/>
+                <w:sz w:val="22"/>
+                <w:szCs w:val="22"/>
+              </w:rPr>
+            </w:r>
+            <w:r>
+              <w:rPr>
+                <w:rFonts w:ascii="Times New Roman" w:hAnsi="Times New Roman" w:cs="Times New Roman"/>
+                <w:noProof/>
+                <w:webHidden/>
+                <w:sz w:val="22"/>
+                <w:szCs w:val="22"/>
+              </w:rPr>
+              <w:fldChar w:fldCharType="separate"/>
+            </w:r>
+            <w:r>
+              <w:rPr>
+                <w:rFonts w:ascii="Times New Roman" w:hAnsi="Times New Roman" w:cs="Times New Roman"/>
+                <w:noProof/>
+                <w:webHidden/>
+                <w:sz w:val="22"/>
+                <w:szCs w:val="22"/>
+              </w:rPr>
+              <w:t>18</w:t>
+            </w:r>
+            <w:r>
+              <w:rPr>
+                <w:rFonts w:ascii="Times New Roman" w:hAnsi="Times New Roman" w:cs="Times New Roman"/>
+                <w:noProof/>
+                <w:webHidden/>
+                <w:sz w:val="22"/>
+                <w:szCs w:val="22"/>
+              </w:rPr>
+              <w:fldChar w:fldCharType="end"/>
+            </w:r>
+          </w:hyperlink>
+        </w:p>
+        <w:p>
+          <w:pPr>
+            <w:pStyle w:val="TOC1"/>
+            <w:tabs>
+              <w:tab w:val="left" w:pos="720"/>
+              <w:tab w:val="right" w:leader="dot" w:pos="9350"/>
+            </w:tabs>
+            <w:rPr>
+              <w:rFonts w:ascii="Times New Roman" w:eastAsiaTheme="minorEastAsia" w:hAnsi="Times New Roman" w:cs="Times New Roman"/>
+              <w:noProof/>
+              <w:sz w:val="22"/>
+              <w:szCs w:val="22"/>
+            </w:rPr>
+          </w:pPr>
+          <w:hyperlink w:anchor="_Toc233841170" w:history="1">
+            <w:r>
+              <w:rPr>
+                <w:rStyle w:val="Hyperlink"/>
+                <w:rFonts w:ascii="Times New Roman" w:hAnsi="Times New Roman" w:cs="Times New Roman"/>
+                <w:noProof/>
+                <w:sz w:val="22"/>
+                <w:szCs w:val="22"/>
+              </w:rPr>
+              <w:t>18.</w:t>
+            </w:r>
+            <w:r>
+              <w:rPr>
+                <w:rFonts w:ascii="Times New Roman" w:eastAsiaTheme="minorEastAsia" w:hAnsi="Times New Roman" w:cs="Times New Roman"/>
+                <w:noProof/>
+                <w:sz w:val="22"/>
+                <w:szCs w:val="22"/>
+              </w:rPr>
+              <w:tab/>
+            </w:r>
+            <w:r>
+              <w:rPr>
+                <w:rStyle w:val="Hyperlink"/>
+                <w:rFonts w:ascii="Times New Roman" w:hAnsi="Times New Roman" w:cs="Times New Roman"/>
+                <w:noProof/>
+                <w:sz w:val="22"/>
+                <w:szCs w:val="22"/>
+              </w:rPr>
               <w:t>List of technologies used and their purpose</w:t>
             </w:r>
             <w:r>
@@ -2627,7 +2723,7 @@
                 <w:sz w:val="22"/>
                 <w:szCs w:val="22"/>
               </w:rPr>
-              <w:instrText xml:space="preserve"> PAGEREF _Toc232461949 \h </w:instrText>
+              <w:instrText xml:space="preserve"> PAGEREF _Toc233841170 \h </w:instrText>
             </w:r>
             <w:r>
               <w:rPr>
@@ -2656,7 +2752,7 @@
                 <w:sz w:val="22"/>
                 <w:szCs w:val="22"/>
               </w:rPr>
-              <w:t>17</w:t>
+              <w:t>18</w:t>
             </w:r>
             <w:r>
               <w:rPr>
@@ -2714,7 +2810,7 @@
         <w:pStyle w:val="Heading1"/>
         <w:spacing w:line="360" w:lineRule="auto"/>
       </w:pPr>
-      <w:bookmarkStart w:id="0" w:name="_Toc232461929"/>
+      <w:bookmarkStart w:id="0" w:name="_Toc233841149"/>
       <w:r>
         <w:lastRenderedPageBreak/>
         <w:t>Introduction</w:t>
@@ -2840,7 +2936,7 @@
           <w:sz w:val="22"/>
         </w:rPr>
       </w:pPr>
-      <w:bookmarkStart w:id="1" w:name="_Toc232461930"/>
+      <w:bookmarkStart w:id="1" w:name="_Toc233841150"/>
       <w:r>
         <w:rPr>
           <w:sz w:val="22"/>
@@ -3117,7 +3213,7 @@
         <w:pStyle w:val="Heading1"/>
         <w:spacing w:line="360" w:lineRule="auto"/>
       </w:pPr>
-      <w:bookmarkStart w:id="2" w:name="_Toc232461931"/>
+      <w:bookmarkStart w:id="2" w:name="_Toc233841151"/>
       <w:r>
         <w:lastRenderedPageBreak/>
         <w:t>Use Case Diagram</w:t>
@@ -3195,7 +3291,7 @@
           <w:rFonts w:eastAsia="Times New Roman"/>
         </w:rPr>
       </w:pPr>
-      <w:bookmarkStart w:id="3" w:name="_Toc232461932"/>
+      <w:bookmarkStart w:id="3" w:name="_Toc233841152"/>
       <w:r>
         <w:rPr>
           <w:rFonts w:eastAsia="Times New Roman"/>
@@ -3217,7 +3313,7 @@
           <w:sz w:val="22"/>
         </w:rPr>
       </w:pPr>
-      <w:bookmarkStart w:id="4" w:name="_Toc232461933"/>
+      <w:bookmarkStart w:id="4" w:name="_Toc233841153"/>
       <w:r>
         <w:rPr>
           <w:rFonts w:eastAsia="Times New Roman"/>
@@ -3365,7 +3461,7 @@
           <w:rFonts w:eastAsia="Times New Roman"/>
         </w:rPr>
       </w:pPr>
-      <w:bookmarkStart w:id="5" w:name="_Toc232461934"/>
+      <w:bookmarkStart w:id="5" w:name="_Toc233841154"/>
       <w:r>
         <w:rPr>
           <w:rFonts w:eastAsia="Times New Roman"/>
@@ -3539,7 +3635,7 @@
           <w:rFonts w:eastAsia="Times New Roman"/>
         </w:rPr>
       </w:pPr>
-      <w:bookmarkStart w:id="6" w:name="_Toc232461935"/>
+      <w:bookmarkStart w:id="6" w:name="_Toc233841155"/>
       <w:r>
         <w:rPr>
           <w:rFonts w:eastAsia="Times New Roman"/>
@@ -3634,7 +3730,7 @@
           <w:rFonts w:eastAsia="Times New Roman"/>
         </w:rPr>
       </w:pPr>
-      <w:bookmarkStart w:id="7" w:name="_Toc232461936"/>
+      <w:bookmarkStart w:id="7" w:name="_Toc233841156"/>
       <w:r>
         <w:rPr>
           <w:rFonts w:eastAsia="Times New Roman"/>
@@ -4268,7 +4364,7 @@
           <w:rFonts w:eastAsia="Times New Roman"/>
         </w:rPr>
       </w:pPr>
-      <w:bookmarkStart w:id="8" w:name="_Toc232461937"/>
+      <w:bookmarkStart w:id="8" w:name="_Toc233841157"/>
       <w:r>
         <w:rPr>
           <w:rFonts w:eastAsia="Times New Roman"/>
@@ -5075,7 +5171,7 @@
         <w:pStyle w:val="Heading1"/>
         <w:spacing w:line="360" w:lineRule="auto"/>
       </w:pPr>
-      <w:bookmarkStart w:id="9" w:name="_Toc232461938"/>
+      <w:bookmarkStart w:id="9" w:name="_Toc233841158"/>
       <w:r>
         <w:lastRenderedPageBreak/>
         <w:t>C</w:t>
@@ -5122,6 +5218,7 @@
           <w:rFonts w:ascii="Times New Roman" w:hAnsi="Times New Roman" w:cs="Times New Roman"/>
           <w:b/>
           <w:bCs/>
+          <w:noProof/>
           <w:sz w:val="22"/>
           <w:szCs w:val="22"/>
         </w:rPr>
@@ -5205,7 +5302,7 @@
         <w:pStyle w:val="Heading1"/>
         <w:spacing w:line="360" w:lineRule="auto"/>
       </w:pPr>
-      <w:bookmarkStart w:id="10" w:name="_Toc232461939"/>
+      <w:bookmarkStart w:id="10" w:name="_Toc233841159"/>
       <w:r>
         <w:t>Sequence diagram</w:t>
       </w:r>
@@ -5303,7 +5400,7 @@
         <w:pStyle w:val="Heading1"/>
         <w:spacing w:line="360" w:lineRule="auto"/>
       </w:pPr>
-      <w:bookmarkStart w:id="11" w:name="_Toc232461940"/>
+      <w:bookmarkStart w:id="11" w:name="_Toc233841160"/>
       <w:r>
         <w:t>Architecture type</w:t>
       </w:r>
@@ -5981,7 +6078,7 @@
           <w:szCs w:val="22"/>
         </w:rPr>
       </w:pPr>
-      <w:bookmarkStart w:id="12" w:name="_Toc232461941"/>
+      <w:bookmarkStart w:id="12" w:name="_Toc233841161"/>
       <w:r>
         <w:rPr>
           <w:rFonts w:ascii="Times New Roman" w:hAnsi="Times New Roman" w:cs="Times New Roman"/>
@@ -6291,7 +6388,7 @@
         <w:pStyle w:val="Heading1"/>
         <w:spacing w:line="360" w:lineRule="auto"/>
       </w:pPr>
-      <w:bookmarkStart w:id="13" w:name="_Toc232461942"/>
+      <w:bookmarkStart w:id="13" w:name="_Toc233841162"/>
       <w:r>
         <w:t>Entity relationship Diagram</w:t>
       </w:r>
@@ -6413,7 +6510,7 @@
         <w:pStyle w:val="Heading1"/>
         <w:spacing w:line="360" w:lineRule="auto"/>
       </w:pPr>
-      <w:bookmarkStart w:id="14" w:name="_Toc232461943"/>
+      <w:bookmarkStart w:id="14" w:name="_Toc233841163"/>
       <w:r>
         <w:lastRenderedPageBreak/>
         <w:t>Logical Database Design</w:t>
@@ -6432,7 +6529,7 @@
           <w:sz w:val="22"/>
         </w:rPr>
       </w:pPr>
-      <w:bookmarkStart w:id="15" w:name="_Toc232461944"/>
+      <w:bookmarkStart w:id="15" w:name="_Toc233841164"/>
       <w:r>
         <w:rPr>
           <w:sz w:val="22"/>
@@ -7438,7 +7535,7 @@
         <w:pStyle w:val="Heading1"/>
         <w:spacing w:line="360" w:lineRule="auto"/>
       </w:pPr>
-      <w:bookmarkStart w:id="16" w:name="_Toc232461945"/>
+      <w:bookmarkStart w:id="16" w:name="_Toc233841165"/>
       <w:r>
         <w:t xml:space="preserve">User </w:t>
       </w:r>
@@ -7477,16 +7574,15 @@
       <w:r>
         <w:rPr>
           <w:rFonts w:ascii="Times New Roman" w:hAnsi="Times New Roman" w:cs="Times New Roman"/>
-          <w:noProof/>
           <w:sz w:val="22"/>
           <w:szCs w:val="22"/>
         </w:rPr>
         <w:lastRenderedPageBreak/>
         <w:drawing>
-          <wp:inline distT="0" distB="0" distL="0" distR="0" wp14:anchorId="48519BC3" wp14:editId="2A10EF4D">
-            <wp:extent cx="5943600" cy="1858010"/>
-            <wp:effectExtent l="0" t="0" r="0" b="8890"/>
-            <wp:docPr id="325336247" name="Picture 1"/>
+          <wp:inline distT="0" distB="0" distL="0" distR="0" wp14:anchorId="654721C5" wp14:editId="7A8843B7">
+            <wp:extent cx="5943600" cy="3051175"/>
+            <wp:effectExtent l="0" t="0" r="0" b="0"/>
+            <wp:docPr id="1392998266" name="Picture 4"/>
             <wp:cNvGraphicFramePr>
               <a:graphicFrameLocks xmlns:a="http://schemas.openxmlformats.org/drawingml/2006/main" noChangeAspect="1"/>
             </wp:cNvGraphicFramePr>
@@ -7494,23 +7590,36 @@
               <a:graphicData uri="http://schemas.openxmlformats.org/drawingml/2006/picture">
                 <pic:pic xmlns:pic="http://schemas.openxmlformats.org/drawingml/2006/picture">
                   <pic:nvPicPr>
-                    <pic:cNvPr id="325336247" name=""/>
-                    <pic:cNvPicPr/>
+                    <pic:cNvPr id="0" name="Picture 13"/>
+                    <pic:cNvPicPr>
+                      <a:picLocks noChangeAspect="1" noChangeArrowheads="1"/>
+                    </pic:cNvPicPr>
                   </pic:nvPicPr>
                   <pic:blipFill>
-                    <a:blip r:embed="rId14"/>
+                    <a:blip r:embed="rId14" cstate="print">
+                      <a:extLst>
+                        <a:ext uri="{28A0092B-C50C-407E-A947-70E740481C1C}">
+                          <a14:useLocalDpi xmlns:a14="http://schemas.microsoft.com/office/drawing/2010/main" val="0"/>
+                        </a:ext>
+                      </a:extLst>
+                    </a:blip>
+                    <a:srcRect/>
                     <a:stretch>
                       <a:fillRect/>
                     </a:stretch>
                   </pic:blipFill>
-                  <pic:spPr>
+                  <pic:spPr bwMode="auto">
                     <a:xfrm>
                       <a:off x="0" y="0"/>
-                      <a:ext cx="5943600" cy="1858010"/>
+                      <a:ext cx="5943600" cy="3051175"/>
                     </a:xfrm>
                     <a:prstGeom prst="rect">
                       <a:avLst/>
                     </a:prstGeom>
+                    <a:noFill/>
+                    <a:ln>
+                      <a:noFill/>
+                    </a:ln>
                   </pic:spPr>
                 </pic:pic>
               </a:graphicData>
@@ -7521,6 +7630,17 @@
     </w:p>
     <w:p>
       <w:pPr>
+        <w:pStyle w:val="Heading1"/>
+        <w:spacing w:line="360" w:lineRule="auto"/>
+      </w:pPr>
+      <w:bookmarkStart w:id="17" w:name="_Toc233841166"/>
+      <w:r>
+        <w:t>Containerization</w:t>
+      </w:r>
+      <w:bookmarkEnd w:id="17"/>
+    </w:p>
+    <w:p>
+      <w:pPr>
         <w:spacing w:before="240" w:line="360" w:lineRule="auto"/>
         <w:rPr>
           <w:rFonts w:ascii="Times New Roman" w:hAnsi="Times New Roman" w:cs="Times New Roman"/>
@@ -7531,15 +7651,69 @@
       <w:r>
         <w:rPr>
           <w:rFonts w:ascii="Times New Roman" w:hAnsi="Times New Roman" w:cs="Times New Roman"/>
-          <w:noProof/>
+          <w:sz w:val="22"/>
+          <w:szCs w:val="22"/>
+        </w:rPr>
+        <w:t>The Car Rental Management System was containerized using Docker to improve portability, consistency, and ease of deployment, as shown in the figure below. The frontend and backend applications were built as Docker images and pushed to Docker Hub, allowing the images to be easily shared, versioned, and deployed across different environments. Containerization ensures that the application and its dependencies run consistently without requiring manual installation or configuration. These Docker images were later pulled and deployed on an AWS EC2 instance using Docker Compose, providing a reliable and scalable deployment process.</w:t>
+      </w:r>
+    </w:p>
+    <w:p>
+      <w:pPr>
+        <w:spacing w:before="240" w:line="360" w:lineRule="auto"/>
+        <w:rPr>
+          <w:rFonts w:ascii="Times New Roman" w:hAnsi="Times New Roman" w:cs="Times New Roman"/>
+          <w:b/>
+          <w:bCs/>
+          <w:sz w:val="22"/>
+          <w:szCs w:val="22"/>
+        </w:rPr>
+      </w:pPr>
+      <w:r>
+        <w:rPr>
+          <w:rFonts w:ascii="Times New Roman" w:hAnsi="Times New Roman" w:cs="Times New Roman"/>
+          <w:sz w:val="22"/>
+          <w:szCs w:val="22"/>
+        </w:rPr>
+        <w:t>In addition, an AI Chatbot was integrated into the application to improve the user experience. The chatbot helps users quickly find information about login, reservations, payments, branches, and account access through a React frontend and a Spring Boot REST API, providing instant responses to common</w:t>
+      </w:r>
+      <w:r>
+        <w:rPr>
+          <w:rFonts w:ascii="Times New Roman" w:hAnsi="Times New Roman" w:cs="Times New Roman"/>
+          <w:b/>
+          <w:bCs/>
+          <w:sz w:val="22"/>
+          <w:szCs w:val="22"/>
+        </w:rPr>
+        <w:t xml:space="preserve"> </w:t>
+      </w:r>
+      <w:r>
+        <w:rPr>
+          <w:rFonts w:ascii="Times New Roman" w:hAnsi="Times New Roman" w:cs="Times New Roman"/>
+          <w:sz w:val="22"/>
+          <w:szCs w:val="22"/>
+        </w:rPr>
+        <w:t xml:space="preserve">customer </w:t>
+      </w:r>
+      <w:r>
+        <w:rPr>
+          <w:rFonts w:ascii="Times New Roman" w:hAnsi="Times New Roman" w:cs="Times New Roman"/>
+          <w:sz w:val="22"/>
+          <w:szCs w:val="22"/>
+        </w:rPr>
+        <w:lastRenderedPageBreak/>
+        <w:t>questions and simplifying navigation within the system.</w:t>
+      </w:r>
+      <w:r>
+        <w:rPr>
+          <w:rFonts w:ascii="Times New Roman" w:hAnsi="Times New Roman" w:cs="Times New Roman"/>
           <w:sz w:val="22"/>
           <w:szCs w:val="22"/>
         </w:rPr>
         <w:drawing>
-          <wp:inline distT="0" distB="0" distL="0" distR="0" wp14:anchorId="0E540CB6" wp14:editId="4630C4FA">
-            <wp:extent cx="5943600" cy="2413000"/>
-            <wp:effectExtent l="0" t="0" r="0" b="6350"/>
-            <wp:docPr id="1572633702" name="Picture 1"/>
+          <wp:inline distT="0" distB="0" distL="0" distR="0" wp14:anchorId="05B95E98" wp14:editId="30CB18EF">
+            <wp:extent cx="5943600" cy="2552700"/>
+            <wp:effectExtent l="0" t="0" r="0" b="0"/>
+            <wp:docPr id="1959514115" name="Picture 6"/>
             <wp:cNvGraphicFramePr>
               <a:graphicFrameLocks xmlns:a="http://schemas.openxmlformats.org/drawingml/2006/main" noChangeAspect="1"/>
             </wp:cNvGraphicFramePr>
@@ -7547,23 +7721,36 @@
               <a:graphicData uri="http://schemas.openxmlformats.org/drawingml/2006/picture">
                 <pic:pic xmlns:pic="http://schemas.openxmlformats.org/drawingml/2006/picture">
                   <pic:nvPicPr>
-                    <pic:cNvPr id="1572633702" name=""/>
-                    <pic:cNvPicPr/>
+                    <pic:cNvPr id="0" name="Picture 20"/>
+                    <pic:cNvPicPr>
+                      <a:picLocks noChangeAspect="1" noChangeArrowheads="1"/>
+                    </pic:cNvPicPr>
                   </pic:nvPicPr>
                   <pic:blipFill>
-                    <a:blip r:embed="rId15"/>
+                    <a:blip r:embed="rId15" cstate="print">
+                      <a:extLst>
+                        <a:ext uri="{28A0092B-C50C-407E-A947-70E740481C1C}">
+                          <a14:useLocalDpi xmlns:a14="http://schemas.microsoft.com/office/drawing/2010/main" val="0"/>
+                        </a:ext>
+                      </a:extLst>
+                    </a:blip>
+                    <a:srcRect/>
                     <a:stretch>
                       <a:fillRect/>
                     </a:stretch>
                   </pic:blipFill>
-                  <pic:spPr>
+                  <pic:spPr bwMode="auto">
                     <a:xfrm>
                       <a:off x="0" y="0"/>
-                      <a:ext cx="5943600" cy="2413000"/>
+                      <a:ext cx="5943600" cy="2552700"/>
                     </a:xfrm>
                     <a:prstGeom prst="rect">
                       <a:avLst/>
                     </a:prstGeom>
+                    <a:noFill/>
+                    <a:ln>
+                      <a:noFill/>
+                    </a:ln>
                   </pic:spPr>
                 </pic:pic>
               </a:graphicData>
@@ -7575,47 +7762,12 @@
     <w:p>
       <w:pPr>
         <w:pStyle w:val="Heading1"/>
-        <w:spacing w:line="360" w:lineRule="auto"/>
-      </w:pPr>
-      <w:bookmarkStart w:id="17" w:name="_Toc232461946"/>
-      <w:r>
-        <w:t>Containerization</w:t>
-      </w:r>
-      <w:bookmarkEnd w:id="17"/>
-    </w:p>
-    <w:p>
-      <w:pPr>
-        <w:spacing w:before="240" w:line="360" w:lineRule="auto"/>
-        <w:rPr>
-          <w:rFonts w:ascii="Times New Roman" w:hAnsi="Times New Roman" w:cs="Times New Roman"/>
-          <w:sz w:val="22"/>
-          <w:szCs w:val="22"/>
-        </w:rPr>
-      </w:pPr>
-      <w:r>
-        <w:rPr>
-          <w:rFonts w:ascii="Times New Roman" w:hAnsi="Times New Roman" w:cs="Times New Roman"/>
-          <w:sz w:val="22"/>
-          <w:szCs w:val="22"/>
-        </w:rPr>
-        <w:t>The Car Rental Management System was containerized using Docker to improve portability, consistency, and ease of deployment</w:t>
-      </w:r>
-      <w:r>
-        <w:rPr>
-          <w:rFonts w:ascii="Times New Roman" w:hAnsi="Times New Roman" w:cs="Times New Roman"/>
-          <w:sz w:val="22"/>
-          <w:szCs w:val="22"/>
-        </w:rPr>
-        <w:t xml:space="preserve"> as indicated below in the figure</w:t>
-      </w:r>
-      <w:r>
-        <w:rPr>
-          <w:rFonts w:ascii="Times New Roman" w:hAnsi="Times New Roman" w:cs="Times New Roman"/>
-          <w:sz w:val="22"/>
-          <w:szCs w:val="22"/>
-        </w:rPr>
-        <w:t xml:space="preserve">. By packaging the application and its dependencies into Docker containers, the system can run reliably across different environments without requiring manual installation or configuration of software components. Containerization also simplifies development and testing by ensuring that the frontend, backend, and database operate in isolated and reproducible environments. Additionally, using Docker Desktop enables the application to be managed, started, and stopped efficiently on a local machine, while providing a foundation for future deployment to cloud platforms or container orchestration tools such as Kubernetes. </w:t>
-      </w:r>
+      </w:pPr>
+      <w:bookmarkStart w:id="18" w:name="_Toc233841167"/>
+      <w:r>
+        <w:t>AWS EC2 Deployment</w:t>
+      </w:r>
+      <w:bookmarkEnd w:id="18"/>
     </w:p>
     <w:p>
       <w:pPr>
@@ -7631,18 +7783,22 @@
       <w:r>
         <w:rPr>
           <w:rFonts w:ascii="Times New Roman" w:hAnsi="Times New Roman" w:cs="Times New Roman"/>
-          <w:b/>
-          <w:bCs/>
-          <w:noProof/>
-          <w:sz w:val="22"/>
-          <w:szCs w:val="22"/>
-        </w:rPr>
-        <w:lastRenderedPageBreak/>
+          <w:sz w:val="22"/>
+          <w:szCs w:val="22"/>
+        </w:rPr>
+        <w:t>Successfully deployed the Car Rental Management System to an AWS EC2 Linux instance using Docker and Docker Compose. The application runs in separate frontend, backend, and PostgreSQL containers, providing a reliable and scalable deployment environment. The EC2 instance is healthy and running with all status checks passing.</w:t>
+      </w:r>
+      <w:r>
+        <w:rPr>
+          <w:rFonts w:ascii="Times New Roman" w:hAnsi="Times New Roman" w:cs="Times New Roman"/>
+          <w:sz w:val="22"/>
+          <w:szCs w:val="22"/>
+        </w:rPr>
         <w:drawing>
-          <wp:inline distT="0" distB="0" distL="0" distR="0" wp14:anchorId="37A696BA" wp14:editId="1FBA70F0">
-            <wp:extent cx="5943600" cy="4448175"/>
-            <wp:effectExtent l="0" t="0" r="0" b="9525"/>
-            <wp:docPr id="978146499" name="Picture 1"/>
+          <wp:inline distT="0" distB="0" distL="0" distR="0" wp14:anchorId="4CE35722" wp14:editId="5EDA6CD6">
+            <wp:extent cx="5943600" cy="2768600"/>
+            <wp:effectExtent l="0" t="0" r="0" b="0"/>
+            <wp:docPr id="1931842576" name="Picture 2"/>
             <wp:cNvGraphicFramePr>
               <a:graphicFrameLocks xmlns:a="http://schemas.openxmlformats.org/drawingml/2006/main" noChangeAspect="1"/>
             </wp:cNvGraphicFramePr>
@@ -7650,23 +7806,36 @@
               <a:graphicData uri="http://schemas.openxmlformats.org/drawingml/2006/picture">
                 <pic:pic xmlns:pic="http://schemas.openxmlformats.org/drawingml/2006/picture">
                   <pic:nvPicPr>
-                    <pic:cNvPr id="978146499" name=""/>
-                    <pic:cNvPicPr/>
+                    <pic:cNvPr id="0" name="Picture 6"/>
+                    <pic:cNvPicPr>
+                      <a:picLocks noChangeAspect="1" noChangeArrowheads="1"/>
+                    </pic:cNvPicPr>
                   </pic:nvPicPr>
                   <pic:blipFill>
-                    <a:blip r:embed="rId16"/>
+                    <a:blip r:embed="rId16">
+                      <a:extLst>
+                        <a:ext uri="{28A0092B-C50C-407E-A947-70E740481C1C}">
+                          <a14:useLocalDpi xmlns:a14="http://schemas.microsoft.com/office/drawing/2010/main" val="0"/>
+                        </a:ext>
+                      </a:extLst>
+                    </a:blip>
+                    <a:srcRect/>
                     <a:stretch>
                       <a:fillRect/>
                     </a:stretch>
                   </pic:blipFill>
-                  <pic:spPr>
+                  <pic:spPr bwMode="auto">
                     <a:xfrm>
                       <a:off x="0" y="0"/>
-                      <a:ext cx="5943600" cy="4448175"/>
+                      <a:ext cx="5943600" cy="2768600"/>
                     </a:xfrm>
                     <a:prstGeom prst="rect">
                       <a:avLst/>
                     </a:prstGeom>
+                    <a:noFill/>
+                    <a:ln>
+                      <a:noFill/>
+                    </a:ln>
                   </pic:spPr>
                 </pic:pic>
               </a:graphicData>
@@ -7680,11 +7849,12 @@
         <w:pStyle w:val="Heading1"/>
         <w:spacing w:line="360" w:lineRule="auto"/>
       </w:pPr>
-      <w:bookmarkStart w:id="18" w:name="_Toc232461947"/>
-      <w:r>
+      <w:bookmarkStart w:id="19" w:name="_Toc233841168"/>
+      <w:r>
+        <w:lastRenderedPageBreak/>
         <w:t>Test</w:t>
       </w:r>
-      <w:bookmarkEnd w:id="18"/>
+      <w:bookmarkEnd w:id="19"/>
     </w:p>
     <w:p>
       <w:pPr>
@@ -7709,11 +7879,11 @@
         <w:pStyle w:val="Heading1"/>
         <w:spacing w:line="360" w:lineRule="auto"/>
       </w:pPr>
-      <w:bookmarkStart w:id="19" w:name="_Toc232461948"/>
+      <w:bookmarkStart w:id="20" w:name="_Toc233841169"/>
       <w:r>
         <w:t>Conclusion</w:t>
       </w:r>
-      <w:bookmarkEnd w:id="19"/>
+      <w:bookmarkEnd w:id="20"/>
     </w:p>
     <w:p>
       <w:pPr>
@@ -7748,7 +7918,6 @@
           <w:sz w:val="22"/>
           <w:szCs w:val="22"/>
         </w:rPr>
-        <w:lastRenderedPageBreak/>
         <w:t>The proposed solution supports essential business functions, including customer registration, vehicle search, reservation management, rental check-out and check-in, payment processing, damage reporting, and branch administration. The system follows a three-tier monolithic architecture with a clear separation between the presentation, business, and data access layers, making the application modular, maintainable, and scalable for future enhancements. The system also demonstrates integration with external services through the Stripe payment gateway, enabling secure and reliable online payment processing. This integration enhances the practicality of the application and reflects real-world enterprise software development practices. The class model, sequence diagram, service class diagram, entity relationship diagram, and logical database design collectively provide a solid foundation for implementation. These models demonstrate how different system components collaborate to satisfy user requirements while maintaining data integrity and business rules.</w:t>
       </w:r>
     </w:p>
@@ -7788,7 +7957,7 @@
           <w:bCs/>
         </w:rPr>
       </w:pPr>
-      <w:bookmarkStart w:id="20" w:name="_Toc232461949"/>
+      <w:bookmarkStart w:id="21" w:name="_Toc233841170"/>
       <w:r>
         <w:rPr>
           <w:rStyle w:val="Heading1Char"/>
@@ -7805,7 +7974,7 @@
         </w:rPr>
         <w:t>and their purpose</w:t>
       </w:r>
-      <w:bookmarkEnd w:id="20"/>
+      <w:bookmarkEnd w:id="21"/>
     </w:p>
     <w:p>
       <w:pPr>
@@ -7840,6 +8009,7 @@
           <w:sz w:val="22"/>
           <w:szCs w:val="22"/>
         </w:rPr>
+        <w:lastRenderedPageBreak/>
         <w:t>React.js</w:t>
       </w:r>
       <w:r>
@@ -8119,7 +8289,6 @@
           <w:sz w:val="22"/>
           <w:szCs w:val="22"/>
         </w:rPr>
-        <w:lastRenderedPageBreak/>
         <w:t>JDBC</w:t>
       </w:r>
       <w:r>
